--- a/JK_Comments_Disposition_INTERNAL.docx
+++ b/JK_Comments_Disposition_INTERNAL.docx
@@ -41,7 +41,7 @@
           <w:b/>
           <w:i w:val="0"/>
         </w:rPr>
-        <w:t>NewCo should have meaningful commercial rights and investor-readable protections within BNBL-approved products / projects in the U.S., but BNBL must retain ownership and global control over HME-DDS™ Background IP and core Technical Improvements.</w:t>
+        <w:t>BNBL's position is to build NewCo as a BNBL-controlled U.S. commercialization platform — not merely a sales agent, and not an independent owner of BNBL's core HME-DDS™ technology. NewCo should receive meaningful commercial rights, commercially workable protections, and economic upside within BNBL-approved products, partners, and projects in the U.S., while BNBL retains ownership and global control over HME-DDS™ Background IP and core Technical Improvements.</w:t>
       </w:r>
     </w:p>
     <w:p>
@@ -51,7 +51,17 @@
           <w:i/>
           <w:color w:val="555555"/>
         </w:rPr>
-        <w:t>Strategy: HYBRID (staged). Stage 1 = BNBL-controlled U.S. commercialization platform (non-exclusive, BNBL-approved scope). Stage 2 = on agreed milestones, grant project/product-level limited exclusivity / ROFN, license-back of NewCo-funded improvements, and cleaner minority terms ahead of any Series A.</w:t>
+        <w:t>Status note: this is the TARGET direction, not yet a completed document structure. The current SHA v2 / IP License remain protection-centric (closer to a BNBL arm) with some platform elements; the platform economics (project-level limited exclusivity / ROFN, improvement license-back / compensation, defined commercial upside, objective milestones) are to be BUILT OUT in a later redline AFTER the principles below are locked and aligned in a 3-party call. The only edits made so far are factual-accuracy corrections to the Redline Summary — NO operative position has been changed.</w:t>
+      </w:r>
+    </w:p>
+    <w:p>
+      <w:r>
+        <w:rPr>
+          <w:b w:val="0"/>
+          <w:i/>
+          <w:color w:val="555555"/>
+        </w:rPr>
+        <w:t>Sequencing: (1) lock this disposition + 5 principles  -&gt;  (2) 3-party Zoom alignment  -&gt;  (3) SHA / IP License redline  -&gt;  (4) U.S. counsel review. Do not redline the operative SHA / IP License before step 2.</w:t>
       </w:r>
     </w:p>
     <w:p>
@@ -62,6 +72,35 @@
           <w:color w:val="555555"/>
         </w:rPr>
         <w:t>Legend:  A = Accept (low cost / good governance)   |   B = Conditional / negotiate (staged)   |   C = Hold (BNBL core, not conceded)</w:t>
+      </w:r>
+    </w:p>
+    <w:p>
+      <w:r>
+        <w:rPr>
+          <w:b/>
+          <w:sz w:val="21"/>
+        </w:rPr>
+        <w:t>Terminology guardrail (apply in ALL counsel-facing and external drafts)</w:t>
+      </w:r>
+    </w:p>
+    <w:p>
+      <w:r>
+        <w:rPr>
+          <w:b w:val="0"/>
+          <w:i w:val="0"/>
+          <w:color w:val="C00000"/>
+        </w:rPr>
+        <w:t>AVOID as a starting point: 'exclusive Field/Territory', 'full U.S. exclusivity', 'all U.S. HME-DDS rights'. These can become counsel's drafting anchor and push the documents NewCo-ward.</w:t>
+      </w:r>
+    </w:p>
+    <w:p>
+      <w:r>
+        <w:rPr>
+          <w:b w:val="0"/>
+          <w:i w:val="0"/>
+          <w:color w:val="1E7A34"/>
+        </w:rPr>
+        <w:t>USE instead: 'product-specific limited exclusivity', 'project-specific commercial protection', 'partner-specific exclusivity', 'milestone-based continuation', and (most freely) 'right of first negotiation (ROFN)'. Externally prefer 'commercially workable protections' over 'investor-readable protections'.</w:t>
       </w:r>
     </w:p>
     <w:p>
@@ -133,7 +172,7 @@
               <w:rPr>
                 <w:color w:val="555555"/>
               </w:rPr>
-              <w:t>ALREADY IN SHA v2: pro-rata (2.3, 2.4(b)), ROFR (6.2), tag-along (6.3), drag-along (6.4). PRICE-BASED anti-dilution NOT present — but that is normally a Series A investor term, not a founder term (not needed now).</w:t>
+              <w:t>Pro-rata participation, ROFR, tag-along and drag-along are ALREADY included in SHA v2 (2.3, 2.4(b), 6.2, 6.3, 6.4). Price-based anti-dilution is NOT included and is generally a Series A investor term, not a founder-level right at this stage.</w:t>
             </w:r>
           </w:p>
         </w:tc>
@@ -159,7 +198,7 @@
           </w:tcPr>
           <w:p>
             <w:r>
-              <w:t>Confirm existing minority terms to counsel; add explicit pre-emptive wording if counsel wants. KEEP 51% consent right (C); confirm wording already allows an A-approved Series A to proceed (5.2/2.4(a) already drafted that way).</w:t>
+              <w:t>U.S. counsel to confirm whether the existing wording is sufficient (add explicit pre-emptive wording only if counsel wants). KEEP the 51% consent right (C); confirm the wording already allows an A-approved Series A to proceed (5.2 / 2.4(a) drafted that way).</w:t>
             </w:r>
           </w:p>
         </w:tc>
@@ -281,7 +320,7 @@
           </w:tcPr>
           <w:p>
             <w:r>
-              <w:t>A: carve out sublicensing to BNBL-approved distributors/CMOs; add Bankruptcy Code Sec. 365(n) licensee protection. B (Stage 2): project/product-level limited exclusivity or ROFN, milestone-based. C: Background IP ownership stays at BNBL; termination keeps core triggers (unapproved cap-table change, unauthorized use, IP challenge) — may narrow the 'ordinary investor round' edge case at Stage 2. Internal: avoid blanket 'exclusive U.S. Field'.</w:t>
+              <w:t>A: carve out sublicensing to BNBL-approved distributors/CMOs; add Bankruptcy Code Sec. 365(n) licensee protection. B (Stage 2): product/project-specific limited exclusivity or ROFN, milestone-based — NOT full Field/Territory exclusivity. C: Background IP ownership stays at BNBL; termination keeps core triggers (unapproved cap-table change, unauthorized use, IP challenge) — may narrow the 'ordinary investor round' edge case at Stage 2.</w:t>
             </w:r>
           </w:p>
         </w:tc>
@@ -403,7 +442,7 @@
           </w:tcPr>
           <w:p>
             <w:r>
-              <w:t>C: Technical Improvements baseline ownership stays BNBL. B: grant NewCo exclusive/semi-exclusive Field license-back to improvements IT funds + economic comp (royalty credit / cost-share / milestone participation); NARROW 'Improvements' def to genuinely Background-IP-derived. A: add no-sharing-with-competitors carve-out + purpose/confidentiality limits + customer-data privacy compliance on Commercial Data.</w:t>
+              <w:t>C: Technical Improvements remain owned by BNBL. B: if NewCo materially funds development, grant a field/project-limited license-back + arm's-length economic participation (royalty credit / cost-share / milestone participation), subject to transfer-pricing review; NARROW 'Improvements' def to genuinely Background-IP-derived. A: add no-sharing-with-competitors carve-out + purpose/confidentiality limits + customer-data privacy compliance on Commercial Data.</w:t>
             </w:r>
           </w:p>
         </w:tc>
@@ -525,7 +564,7 @@
           </w:tcPr>
           <w:p>
             <w:r>
-              <w:t>A: make non-circumvention / non-solicitation MUTUAL; confirm consideration + Nevada enforceability with counsel. B: reconcile A's licensing carve-out vs any Stage-2 exclusivity (within an exclusive field, A's freedom is bounded). C: BNBL/affiliates keep general freedom OUTSIDE any granted exclusive field + global business.</w:t>
+              <w:t>A: make non-circumvention / non-solicitation MUTUAL; confirm consideration + Nevada enforceability with counsel. B: reconcile A's licensing carve-out vs any Stage-2 protection (within any product/project-specific protection granted to NewCo, A's competing/licensing freedom is correspondingly bounded). C: BNBL/affiliates keep general freedom OUTSIDE any granted protection + global business.</w:t>
             </w:r>
           </w:p>
         </w:tc>

--- a/JK_Comments_Disposition_INTERNAL.docx
+++ b/JK_Comments_Disposition_INTERNAL.docx
@@ -564,7 +564,7 @@
           </w:tcPr>
           <w:p>
             <w:r>
-              <w:t>A: make non-circumvention / non-solicitation MUTUAL; confirm consideration + Nevada enforceability with counsel. B: reconcile A's licensing carve-out vs any Stage-2 protection (within any product/project-specific protection granted to NewCo, A's competing/licensing freedom is correspondingly bounded). C: BNBL/affiliates keep general freedom OUTSIDE any granted protection + global business.</w:t>
+              <w:t>A but BOUNDED: make non-circumvention / non-solicitation mutual ONLY with respect to NewCo-developed relationships within approved products/projects — EXCLUDING BNBL's pre-existing relationships, HQ-originated relationships, global partners, and separate U.S. collaboration tracks. Confirm consideration + Nevada enforceability with counsel. B: reconcile A's licensing carve-out vs any Stage-2 protection (within any product/project-specific protection granted to NewCo, A's competing/licensing freedom is correspondingly bounded). C: BNBL/affiliates keep general freedom OUTSIDE any granted protection + global business.</w:t>
             </w:r>
           </w:p>
         </w:tc>
@@ -750,7 +750,7 @@
           </w:tcPr>
           <w:p>
             <w:r>
-              <w:t>A (all): make milestone criteria OBJECTIVE and pre-agreed + dispute mechanism; add GOOD-LEAVER vesting (termination without cause, death/disability); recommend B/C retain their own U.S./KR counsel. Pairs with Refinement 9 &amp; 14.</w:t>
+              <w:t>A but BOUNDED: make milestone criteria OBJECTIVE and pre-agreed + dispute mechanism; add GOOD-LEAVER protection for ALREADY-VESTED equity and limited pro-rata vesting of the current time-tranche where appropriate — but DO NOT auto-vest unearned milestone tranches on departure (those forfeit except under a Party A-approved CoC + agreed double-trigger). For cause / voluntary resignation: unvested forfeiture stands. Recommend B/C retain their own U.S./KR counsel. Pairs with Refinement 9 &amp; 14.</w:t>
             </w:r>
           </w:p>
         </w:tc>
@@ -843,7 +843,7 @@
           </w:tcPr>
           <w:p>
             <w:r>
-              <w:t>A: add ordinary-course CARVE-OUT + a workable dollar threshold for 4.6(f); exclude NewCo ordinary-course customer/distribution agreements from the 'IP license' approval trigger. C: keep the 4.6 core list. Note: Series A investors will layer their own protective terms on top.</w:t>
+              <w:t>A but CONDITIONED: add ordinary-course CARVE-OUT + a workable dollar threshold for 4.6(f); exclude NewCo ordinary-course customer/distribution agreements from the 'IP license' approval trigger ONLY IF they grant no sublicense, no exclusivity, no manufacturing right, no access to the Confidential Technical File, no right to use BNBL Background IP beyond approved products, and no rights affecting BNBL IP. Anything touching IP / exclusivity / manufacturing stays a BNBL approval item. C: keep the 4.6 core list. Note: Series A investors will layer their own protective terms on top.</w:t>
             </w:r>
           </w:p>
         </w:tc>
@@ -1215,7 +1215,7 @@
           </w:tcPr>
           <w:p>
             <w:r>
-              <w:t>B: on an A-approved change of control, allow standard double-trigger acceleration on involuntary / good-reason termination INDEPENDENT of milestone status; align with Good-Leaver (5b). Keep A-approval gate on the CoC itself.</w:t>
+              <w:t>B but BOUNDED: on a Party A-approved change of control, allow standard double-trigger acceleration of the TIME-VESTED portion on involuntary / good-reason termination; do NOT create automatic full acceleration of unearned milestone equity outside an A-approved CoC + agreed double-trigger. Keep the A-approval gate on the CoC itself. Align with Good-Leaver (5b).</w:t>
             </w:r>
           </w:p>
         </w:tc>
@@ -1523,7 +1523,7 @@
           </w:tcPr>
           <w:p>
             <w:r>
-              <w:t>B (Stage 2): project/product-level limited exclusivity or ROFN over an AGREED initial product list, milestone-based continuation, 'not-to-be-unreasonably-withheld' standard for additions; Territory = U.S. baseline OK. C: no blanket all-U.S.-Field exclusivity; no restriction on BNBL's separate U.S. tracks. Internal terms to use: 'approved product/project-specific commercial protection', 'project-based limited exclusivity', 'ROFN', 'milestone-based continuation'.</w:t>
+              <w:t>B (Stage 2): project/product-level limited exclusivity or ROFN over an AGREED initial product list, milestone-based continuation; Territory = U.S. baseline OK. The 'not-to-be-unreasonably-withheld' standard for additions applies ONLY to items within pre-agreed product categories that (a) do not conflict with BNBL's existing or planned partnerships, (b) require no disclosure of additional Background IP, and (c) create no regulatory, IP, tax, or strategic conflict for BNBL — otherwise BNBL may refuse. C: no blanket all-U.S.-Field exclusivity; no restriction on BNBL's separate U.S. tracks. Internal terms to use: 'approved product/project-specific commercial protection', 'project-based limited exclusivity', 'ROFN', 'milestone-based continuation'.</w:t>
             </w:r>
           </w:p>
         </w:tc>
@@ -1616,7 +1616,7 @@
           </w:tcPr>
           <w:p>
             <w:r>
-              <w:t>A: add purpose/confidentiality limits + no-competitor-sharing carve-out + privacy compliance to Commercial Data disclosure. B: add A INDEMNITY for IP / inherent-formulation defects + mutual indemnities (NewCo keeps manufacturing/QC/labeling/marketing/recall); align insurance (additional insured); ensure NewCo holds technical data to defend its own filings. = responsibility separation, not blanket mutual.</w:t>
+              <w:t>A: add purpose/confidentiality limits + no-competitor-sharing carve-out + privacy compliance to Commercial Data disclosure. B but NARROWED: A indemnity LIMITED to claims arising from (x) BNBL's breach of express technical specifications, (y) a knowingly defective technical package, or (z) third-party IP infringement attributable to BNBL-owned Background IP — NOT a broad 'inherent formulation defect' indemnity. NewCo remains responsible for manufacturing, QC, labeling, marketing, regulatory submissions, adverse-event reporting, distribution, storage, recalls, and product-liability claims from NewCo operations. Align insurance (additional insured); ensure NewCo holds technical data to defend its own filings. = responsibility separation, not blanket mutual.</w:t>
             </w:r>
           </w:p>
         </w:tc>

--- a/JK_Comments_Disposition_INTERNAL.docx
+++ b/JK_Comments_Disposition_INTERNAL.docx
@@ -100,7 +100,17 @@
           <w:i w:val="0"/>
           <w:color w:val="1E7A34"/>
         </w:rPr>
-        <w:t>USE instead: 'product-specific limited exclusivity', 'project-specific commercial protection', 'partner-specific exclusivity', 'milestone-based continuation', and (most freely) 'right of first negotiation (ROFN)'. Externally prefer 'commercially workable protections' over 'investor-readable protections'.</w:t>
+        <w:t>USE instead: 'product-specific limited exclusivity', 'project-specific commercial protection', 'approved partner-project-specific limited protection' (NOT blanket 'partner-specific exclusivity' — that could block BNBL's own dealings with that partner), 'milestone-based continuation', and (most freely) 'right of first negotiation (ROFN)'. Externally prefer 'commercially workable protections' over 'investor-readable protections'.</w:t>
+      </w:r>
+    </w:p>
+    <w:p>
+      <w:r>
+        <w:rPr>
+          <w:b w:val="0"/>
+          <w:i/>
+          <w:color w:val="555555"/>
+        </w:rPr>
+        <w:t>Stage column semantics: 'Now (housekeeping)' = safe to action immediately (conform / accuracy / study / confirm with counsel). 'Now' on a CONCESSION item = principle accepted now, but the operative clause is DRAFTED only after the 3-party Zoom. 'Stage 2' = deferred to the post-Zoom redline. No item authorizes redlining the operative SHA / IP License before the Zoom.</w:t>
       </w:r>
     </w:p>
     <w:p>
@@ -214,7 +224,7 @@
                 <w:b/>
                 <w:sz w:val="18"/>
               </w:rPr>
-              <w:t>Stage</w:t>
+              <w:t>Stage / drafting</w:t>
             </w:r>
           </w:p>
         </w:tc>
@@ -227,7 +237,7 @@
               <w:rPr>
                 <w:color w:val="555555"/>
               </w:rPr>
-              <w:t>Now</w:t>
+              <w:t>Now (housekeeping)</w:t>
             </w:r>
           </w:p>
         </w:tc>
@@ -336,7 +346,7 @@
                 <w:b/>
                 <w:sz w:val="18"/>
               </w:rPr>
-              <w:t>Stage</w:t>
+              <w:t>Stage / drafting</w:t>
             </w:r>
           </w:p>
         </w:tc>
@@ -458,7 +468,7 @@
                 <w:b/>
                 <w:sz w:val="18"/>
               </w:rPr>
-              <w:t>Stage</w:t>
+              <w:t>Stage / drafting</w:t>
             </w:r>
           </w:p>
         </w:tc>
@@ -580,7 +590,7 @@
                 <w:b/>
                 <w:sz w:val="18"/>
               </w:rPr>
-              <w:t>Stage</w:t>
+              <w:t>Stage / drafting</w:t>
             </w:r>
           </w:p>
         </w:tc>
@@ -673,7 +683,7 @@
                 <w:b/>
                 <w:sz w:val="18"/>
               </w:rPr>
-              <w:t>Stage</w:t>
+              <w:t>Stage / drafting</w:t>
             </w:r>
           </w:p>
         </w:tc>
@@ -766,7 +776,7 @@
                 <w:b/>
                 <w:sz w:val="18"/>
               </w:rPr>
-              <w:t>Stage</w:t>
+              <w:t>Stage / drafting</w:t>
             </w:r>
           </w:p>
         </w:tc>
@@ -859,7 +869,7 @@
                 <w:b/>
                 <w:sz w:val="18"/>
               </w:rPr>
-              <w:t>Stage</w:t>
+              <w:t>Stage / drafting</w:t>
             </w:r>
           </w:p>
         </w:tc>
@@ -952,7 +962,7 @@
                 <w:b/>
                 <w:sz w:val="18"/>
               </w:rPr>
-              <w:t>Stage</w:t>
+              <w:t>Stage / drafting</w:t>
             </w:r>
           </w:p>
         </w:tc>
@@ -965,7 +975,7 @@
               <w:rPr>
                 <w:color w:val="555555"/>
               </w:rPr>
-              <w:t>Now</w:t>
+              <w:t>Now (housekeeping)</w:t>
             </w:r>
           </w:p>
         </w:tc>
@@ -1045,7 +1055,7 @@
                 <w:b/>
                 <w:sz w:val="18"/>
               </w:rPr>
-              <w:t>Stage</w:t>
+              <w:t>Stage / drafting</w:t>
             </w:r>
           </w:p>
         </w:tc>
@@ -1058,7 +1068,7 @@
               <w:rPr>
                 <w:color w:val="555555"/>
               </w:rPr>
-              <w:t>Now</w:t>
+              <w:t>Now (housekeeping)</w:t>
             </w:r>
           </w:p>
         </w:tc>
@@ -1122,7 +1132,7 @@
           </w:tcPr>
           <w:p>
             <w:r>
-              <w:t>A: specify access mechanism, custody, and the exact technical package NewCo is entitled to receive to practice the license.</w:t>
+              <w:t>A but BOUNDED: define a CONTROLLED access mechanism, custody, and an APPROVED TECHNICAL SUBSET sufficient for NewCo to perform its approved commercial / regulatory / QC role — WITHOUT granting unrestricted access to BNBL's full Confidential Technical File, process conditions, or formulation know-how.</w:t>
             </w:r>
           </w:p>
         </w:tc>
@@ -1138,7 +1148,7 @@
                 <w:b/>
                 <w:sz w:val="18"/>
               </w:rPr>
-              <w:t>Stage</w:t>
+              <w:t>Stage / drafting</w:t>
             </w:r>
           </w:p>
         </w:tc>
@@ -1231,7 +1241,7 @@
                 <w:b/>
                 <w:sz w:val="18"/>
               </w:rPr>
-              <w:t>Stage</w:t>
+              <w:t>Stage / drafting</w:t>
             </w:r>
           </w:p>
         </w:tc>
@@ -1324,7 +1334,7 @@
                 <w:b/>
                 <w:sz w:val="18"/>
               </w:rPr>
-              <w:t>Stage</w:t>
+              <w:t>Stage / drafting</w:t>
             </w:r>
           </w:p>
         </w:tc>
@@ -1446,7 +1456,7 @@
                 <w:b/>
                 <w:sz w:val="18"/>
               </w:rPr>
-              <w:t>Stage</w:t>
+              <w:t>Stage / drafting</w:t>
             </w:r>
           </w:p>
         </w:tc>
@@ -1459,7 +1469,7 @@
               <w:rPr>
                 <w:color w:val="555555"/>
               </w:rPr>
-              <w:t>Now</w:t>
+              <w:t>Now (housekeeping)</w:t>
             </w:r>
           </w:p>
         </w:tc>
@@ -1539,7 +1549,7 @@
                 <w:b/>
                 <w:sz w:val="18"/>
               </w:rPr>
-              <w:t>Stage</w:t>
+              <w:t>Stage / drafting</w:t>
             </w:r>
           </w:p>
         </w:tc>
@@ -1632,7 +1642,7 @@
                 <w:b/>
                 <w:sz w:val="18"/>
               </w:rPr>
-              <w:t>Stage</w:t>
+              <w:t>Stage / drafting</w:t>
             </w:r>
           </w:p>
         </w:tc>
@@ -1725,7 +1735,7 @@
                 <w:b/>
                 <w:sz w:val="18"/>
               </w:rPr>
-              <w:t>Stage</w:t>
+              <w:t>Stage / drafting</w:t>
             </w:r>
           </w:p>
         </w:tc>

--- a/JK_Comments_Disposition_INTERNAL.docx
+++ b/JK_Comments_Disposition_INTERNAL.docx
@@ -41,7 +41,7 @@
           <w:b/>
           <w:i w:val="0"/>
         </w:rPr>
-        <w:t>BNBL's position is to build NewCo as a BNBL-controlled U.S. commercialization platform — not merely a sales agent, and not an independent owner of BNBL's core HME-DDS™ technology. NewCo should receive meaningful commercial rights, commercially workable protections, and economic upside within BNBL-approved products, partners, and projects in the U.S., while BNBL retains ownership and global control over HME-DDS™ Background IP and core Technical Improvements.</w:t>
+        <w:t>BNBL's position is to build NewCo as a BNBL-controlled U.S. commercialization platform — not merely a sales agent, and not an independent owner of BNBL's core HME-DDS™ technology. NewCo should receive meaningful commercial rights, commercially workable protections, and economic upside within BNBL-approved products, projects, and approved commercial opportunities in the U.S., while BNBL retains ownership and global control over HME-DDS™ Background IP and core Technical Improvements.</w:t>
       </w:r>
     </w:p>
     <w:p>
